--- a/cv-jtv.docx
+++ b/cv-jtv.docx
@@ -45,7 +45,7 @@
         <w:t xml:space="preserve">Address</w:t>
       </w:r>
       <w:r>
-        <w:t xml:space="preserve">: Hollænderdybet 26, 4tv, 2300 Copenhagen S, Copenhagen, Denmark</w:t>
+        <w:t xml:space="preserve">: 2300 Copenhagen S, Denmark</w:t>
       </w:r>
       <w:r>
         <w:br/>
@@ -1220,10 +1220,10 @@
           <w:bCs/>
           <w:b/>
         </w:rPr>
-        <w:t xml:space="preserve">Cork Institute of Technology</w:t>
-      </w:r>
-      <w:r>
-        <w:br/>
+        <w:t xml:space="preserve">Cork Institute of Technology (Munster Technological University)</w:t>
+      </w:r>
+      <w:r>
+        <w:t xml:space="preserve"> </w:t>
       </w:r>
       <w:r>
         <w:rPr>

--- a/cv-jtv.docx
+++ b/cv-jtv.docx
@@ -2,7 +2,7 @@
 <file path=word/document.xml><?xml version="1.0" encoding="utf-8"?>
 <w:document xmlns:w="http://schemas.openxmlformats.org/wordprocessingml/2006/main" xmlns:m="http://schemas.openxmlformats.org/officeDocument/2006/math" xmlns:r="http://schemas.openxmlformats.org/officeDocument/2006/relationships" xmlns:o="urn:schemas-microsoft-com:office:office" xmlns:v="urn:schemas-microsoft-com:vml" xmlns:w10="urn:schemas-microsoft-com:office:word" xmlns:a="http://schemas.openxmlformats.org/drawingml/2006/main" xmlns:pic="http://schemas.openxmlformats.org/drawingml/2006/picture" xmlns:wp="http://schemas.openxmlformats.org/drawingml/2006/wordprocessingDrawing">
   <w:body>
-    <w:bookmarkStart w:id="40" w:name="curriculum-vitae"/>
+    <w:bookmarkStart w:id="37" w:name="curriculum-vitae"/>
     <w:p>
       <w:pPr>
         <w:pStyle w:val="Heading1"/>
@@ -294,7 +294,7 @@
       </w:r>
     </w:p>
     <w:bookmarkEnd w:id="22"/>
-    <w:bookmarkStart w:id="34" w:name="professional-experience"/>
+    <w:bookmarkStart w:id="31" w:name="professional-experience"/>
     <w:p>
       <w:pPr>
         <w:pStyle w:val="Heading2"/>
@@ -608,31 +608,43 @@
     </w:p>
     <w:p>
       <w:pPr>
-        <w:pStyle w:val="BodyText"/>
-      </w:pPr>
-      <w:r>
-        <w:rPr>
-          <w:bCs/>
-          <w:b/>
-        </w:rPr>
-        <w:t xml:space="preserve">IOA - Expert Advice</w:t>
-      </w:r>
-      <w:r>
-        <w:t xml:space="preserve"> </w:t>
-      </w:r>
-      <w:r>
-        <w:t xml:space="preserve">- Implemented microservices for a cognitive application leveraging orchestration of machine learning services</w:t>
-      </w:r>
-      <w:r>
-        <w:t xml:space="preserve"> </w:t>
-      </w:r>
-      <w:r>
-        <w:t xml:space="preserve">- Developed web UI, bot, and Slack application for the cognitive application</w:t>
-      </w:r>
-    </w:p>
-    <w:p>
-      <w:pPr>
-        <w:pStyle w:val="BodyText"/>
+        <w:numPr>
+          <w:ilvl w:val="0"/>
+          <w:numId w:val="1007"/>
+        </w:numPr>
+        <w:pStyle w:val="Compact"/>
+      </w:pPr>
+      <w:r>
+        <w:t xml:space="preserve">Built microservices and web UI for a cognitive application (Watson NLP, machine learning orchestration)</w:t>
+      </w:r>
+    </w:p>
+    <w:p>
+      <w:pPr>
+        <w:numPr>
+          <w:ilvl w:val="0"/>
+          <w:numId w:val="1007"/>
+        </w:numPr>
+        <w:pStyle w:val="Compact"/>
+      </w:pPr>
+      <w:r>
+        <w:t xml:space="preserve">Developed and maintained analytics components across Cloud and Smarter Infrastructure monitoring products</w:t>
+      </w:r>
+    </w:p>
+    <w:p>
+      <w:pPr>
+        <w:numPr>
+          <w:ilvl w:val="0"/>
+          <w:numId w:val="1007"/>
+        </w:numPr>
+        <w:pStyle w:val="Compact"/>
+      </w:pPr>
+      <w:r>
+        <w:t xml:space="preserve">Conducted proof-of-concept experiments; analyzed algorithm performance on real-time data sets</w:t>
+      </w:r>
+    </w:p>
+    <w:p>
+      <w:pPr>
+        <w:pStyle w:val="FirstParagraph"/>
       </w:pPr>
       <w:r>
         <w:rPr>
@@ -642,85 +654,7 @@
         <w:t xml:space="preserve">Technologies &amp; Methodologies</w:t>
       </w:r>
       <w:r>
-        <w:t xml:space="preserve">: Java, Dropwizard Framework, OpenNLP, Solr, Slack API, JavaScript, Node.js, Angular, HTML5, CSS, IBM Watson Retrieve &amp; Rank, IBM Watson Natural Language Classifier, IBM Watson Conversation Service, Cloudant NoSQL DB, Git, IBM Bluemix, Cloud Foundry, IBM Bluemix DevOps Services.</w:t>
-      </w:r>
-    </w:p>
-    <w:p>
-      <w:pPr>
-        <w:pStyle w:val="BodyText"/>
-      </w:pPr>
-      <w:r>
-        <w:rPr>
-          <w:bCs/>
-          <w:b/>
-        </w:rPr>
-        <w:t xml:space="preserve">Smart Cloud Analytics - Predictive Insights team</w:t>
-      </w:r>
-      <w:r>
-        <w:t xml:space="preserve"> </w:t>
-      </w:r>
-      <w:r>
-        <w:t xml:space="preserve">- Developed and maintained software components in on-premise and cloud-based agile environments</w:t>
-      </w:r>
-      <w:r>
-        <w:t xml:space="preserve"> </w:t>
-      </w:r>
-      <w:r>
-        <w:t xml:space="preserve">- Researched and conducted proof-of-concept experiments with various technologies and open-source libraries</w:t>
-      </w:r>
-      <w:r>
-        <w:t xml:space="preserve"> </w:t>
-      </w:r>
-      <w:r>
-        <w:t xml:space="preserve">- Analyzed and assessed algorithm performance on real-time data sets</w:t>
-      </w:r>
-    </w:p>
-    <w:p>
-      <w:pPr>
-        <w:pStyle w:val="BodyText"/>
-      </w:pPr>
-      <w:r>
-        <w:rPr>
-          <w:bCs/>
-          <w:b/>
-        </w:rPr>
-        <w:t xml:space="preserve">Technologies &amp; Methodologies</w:t>
-      </w:r>
-      <w:r>
-        <w:t xml:space="preserve">: Agile, Scrum, Java, WebSphere AS, Rational Team Concert, Design Patterns, Linux Bash Script, REST, Spring, MongoDB, Redis, Neo4j, DB2, Bluemix, R, Multithreading, Statistical Process Control, Node.js, Docker, Cloud Foundry.</w:t>
-      </w:r>
-    </w:p>
-    <w:p>
-      <w:pPr>
-        <w:pStyle w:val="BodyText"/>
-      </w:pPr>
-      <w:r>
-        <w:rPr>
-          <w:bCs/>
-          <w:b/>
-        </w:rPr>
-        <w:t xml:space="preserve">Smart Cloud Application Performance Management team</w:t>
-      </w:r>
-      <w:r>
-        <w:t xml:space="preserve"> </w:t>
-      </w:r>
-      <w:r>
-        <w:t xml:space="preserve">- Maintained and implemented user stories and bug fixes in Cloud and Smarter Infrastructure monitoring solutions</w:t>
-      </w:r>
-    </w:p>
-    <w:p>
-      <w:pPr>
-        <w:pStyle w:val="BodyText"/>
-      </w:pPr>
-      <w:r>
-        <w:rPr>
-          <w:bCs/>
-          <w:b/>
-        </w:rPr>
-        <w:t xml:space="preserve">Technologies &amp; Methodologies</w:t>
-      </w:r>
-      <w:r>
-        <w:t xml:space="preserve">: Agile, Scrum, Java, WebSphere AS, Rational Team Concert, Python, Design Patterns, Linux Bash Script, Windows Scripting, REST, Spring.</w:t>
+        <w:t xml:space="preserve">: Java, Dropwizard, Spring, Python, Node.js, Angular, IBM Watson, Cloudant, MongoDB, Redis, Docker, IBM Bluemix, Cloud Foundry, Statistical Process Control, R.</w:t>
       </w:r>
     </w:p>
     <w:bookmarkEnd w:id="27"/>
@@ -759,7 +693,7 @@
       <w:pPr>
         <w:numPr>
           <w:ilvl w:val="0"/>
-          <w:numId w:val="1007"/>
+          <w:numId w:val="1008"/>
         </w:numPr>
         <w:pStyle w:val="Compact"/>
       </w:pPr>
@@ -771,7 +705,7 @@
       <w:pPr>
         <w:numPr>
           <w:ilvl w:val="0"/>
-          <w:numId w:val="1007"/>
+          <w:numId w:val="1008"/>
         </w:numPr>
         <w:pStyle w:val="Compact"/>
       </w:pPr>
@@ -830,12 +764,24 @@
       <w:pPr>
         <w:numPr>
           <w:ilvl w:val="0"/>
-          <w:numId w:val="1008"/>
-        </w:numPr>
-        <w:pStyle w:val="Compact"/>
-      </w:pPr>
-      <w:r>
-        <w:t xml:space="preserve">Developed a retail web application</w:t>
+          <w:numId w:val="1009"/>
+        </w:numPr>
+        <w:pStyle w:val="Compact"/>
+      </w:pPr>
+      <w:r>
+        <w:t xml:space="preserve">Developed retail web application; designed and built a fiscal library component ensuring legal compliance and certification support</w:t>
+      </w:r>
+    </w:p>
+    <w:p>
+      <w:pPr>
+        <w:numPr>
+          <w:ilvl w:val="0"/>
+          <w:numId w:val="1009"/>
+        </w:numPr>
+        <w:pStyle w:val="Compact"/>
+      </w:pPr>
+      <w:r>
+        <w:t xml:space="preserve">Handled international roll-out, support, and maintenance; developed a mobile &amp; automated checkout solution for a Portuguese retailer</w:t>
       </w:r>
     </w:p>
     <w:p>
@@ -850,19 +796,17 @@
         <w:t xml:space="preserve">Technologies &amp; Methodologies</w:t>
       </w:r>
       <w:r>
-        <w:t xml:space="preserve">: Java, Spring, Spring MVC, jQuery, JPA/Hibernate, Derby, UML, Design Patterns.</w:t>
-      </w:r>
-    </w:p>
-    <w:p>
-      <w:pPr>
-        <w:numPr>
-          <w:ilvl w:val="0"/>
-          <w:numId w:val="1009"/>
-        </w:numPr>
-        <w:pStyle w:val="Compact"/>
-      </w:pPr>
-      <w:r>
-        <w:t xml:space="preserve">Designed and developed a fiscal library component for WN retail software solutions, ensuring legal compliance; included requirements analysis and certification support</w:t>
+        <w:t xml:space="preserve">: Java, Spring MVC, JPA/Hibernate, C, C#, JavaScript, PostgreSQL, MS SQL Server, Derby, Linux, Bash, UML, TDD, JUnit.</w:t>
+      </w:r>
+    </w:p>
+    <w:bookmarkEnd w:id="29"/>
+    <w:bookmarkStart w:id="30" w:name="early-career"/>
+    <w:p>
+      <w:pPr>
+        <w:pStyle w:val="Heading3"/>
+      </w:pPr>
+      <w:r>
+        <w:t xml:space="preserve">Early Career</w:t>
       </w:r>
     </w:p>
     <w:p>
@@ -874,10 +818,17 @@
           <w:bCs/>
           <w:b/>
         </w:rPr>
-        <w:t xml:space="preserve">Technologies &amp; Methodologies</w:t>
-      </w:r>
-      <w:r>
-        <w:t xml:space="preserve">: Linux, Windows, Java, C, C#, Bash, SQL, UML, PostgreSQL, MS SQL Server, Design Patterns, Test Driven Development, automated unit tests (JUnit) and integration test cases.</w:t>
+        <w:t xml:space="preserve">Various companies, Portugal &amp; Ireland</w:t>
+      </w:r>
+      <w:r>
+        <w:br/>
+      </w:r>
+      <w:r>
+        <w:rPr>
+          <w:bCs/>
+          <w:b/>
+        </w:rPr>
+        <w:t xml:space="preserve">Jan 2004 – Aug 2008</w:t>
       </w:r>
     </w:p>
     <w:p>
@@ -889,7 +840,63 @@
         <w:pStyle w:val="Compact"/>
       </w:pPr>
       <w:r>
-        <w:t xml:space="preserve">Handled roll-out, support, and maintenance of retail software solutions for international customers (Portugal, Angola, Algeria); performed analysis, specification, configuration, maintenance, support, and training for standard and custom developments</w:t>
+        <w:t xml:space="preserve">EID S.A. (2007–2008): Implemented GUI Management Console for routing tables in an MMHS infrastructure (Java, Swing, UML, TDD)</w:t>
+      </w:r>
+    </w:p>
+    <w:p>
+      <w:pPr>
+        <w:numPr>
+          <w:ilvl w:val="0"/>
+          <w:numId w:val="1010"/>
+        </w:numPr>
+        <w:pStyle w:val="Compact"/>
+      </w:pPr>
+      <w:r>
+        <w:t xml:space="preserve">AXA Insurances (2006–2007): Developed call-centre script-guide software and maintained organizational process solutions (VB6, C#, SQL, Oracle)</w:t>
+      </w:r>
+    </w:p>
+    <w:p>
+      <w:pPr>
+        <w:numPr>
+          <w:ilvl w:val="0"/>
+          <w:numId w:val="1010"/>
+        </w:numPr>
+        <w:pStyle w:val="Compact"/>
+      </w:pPr>
+      <w:r>
+        <w:t xml:space="preserve">Care4IT (2004–2006): Analyzed, designed, and implemented healthcare management solutions (Java, Swing, SQL)</w:t>
+      </w:r>
+    </w:p>
+    <w:p>
+      <w:pPr>
+        <w:numPr>
+          <w:ilvl w:val="0"/>
+          <w:numId w:val="1010"/>
+        </w:numPr>
+        <w:pStyle w:val="Compact"/>
+      </w:pPr>
+      <w:r>
+        <w:t xml:space="preserve">Sival, Quality Engineer internship (2004): Implemented Statistical Process Control on production processes (SPC, control charts, multivariate analysis)</w:t>
+      </w:r>
+    </w:p>
+    <w:bookmarkEnd w:id="30"/>
+    <w:bookmarkEnd w:id="31"/>
+    <w:bookmarkStart w:id="35" w:name="educational-qualifications"/>
+    <w:p>
+      <w:pPr>
+        <w:pStyle w:val="Heading2"/>
+      </w:pPr>
+      <w:r>
+        <w:t xml:space="preserve">Educational Qualifications</w:t>
+      </w:r>
+    </w:p>
+    <w:bookmarkStart w:id="32" w:name="Xde301ecfa47d723287a1102a6124196d1d6424e"/>
+    <w:p>
+      <w:pPr>
+        <w:pStyle w:val="Heading3"/>
+      </w:pPr>
+      <w:r>
+        <w:t xml:space="preserve">Higher Diploma in Data Science and Analytics</w:t>
       </w:r>
     </w:p>
     <w:p>
@@ -901,22 +908,35 @@
           <w:bCs/>
           <w:b/>
         </w:rPr>
-        <w:t xml:space="preserve">Technologies &amp; Methodologies</w:t>
-      </w:r>
-      <w:r>
-        <w:t xml:space="preserve">: Linux, Java, C, Bash, Cocoon Framework (J2EE), UML, PostgreSQL, SQL, Design Patterns, Test Driven Development, automated unit tests (JUnit) and integration test cases.</w:t>
-      </w:r>
-    </w:p>
-    <w:p>
-      <w:pPr>
-        <w:numPr>
-          <w:ilvl w:val="0"/>
-          <w:numId w:val="1011"/>
-        </w:numPr>
-        <w:pStyle w:val="Compact"/>
-      </w:pPr>
-      <w:r>
-        <w:t xml:space="preserve">Executed customer specifications for customizing and rolling out a mobile &amp; automated checkout solution in a Portuguese retailer; developed online data synchronization scripts</w:t>
+        <w:t xml:space="preserve">Cork Institute of Technology (Munster Technological University)</w:t>
+      </w:r>
+      <w:r>
+        <w:t xml:space="preserve"> </w:t>
+      </w:r>
+      <w:r>
+        <w:rPr>
+          <w:bCs/>
+          <w:b/>
+        </w:rPr>
+        <w:t xml:space="preserve">Feb 2017 – Dec 2018</w:t>
+      </w:r>
+    </w:p>
+    <w:p>
+      <w:pPr>
+        <w:pStyle w:val="BodyText"/>
+      </w:pPr>
+      <w:r>
+        <w:t xml:space="preserve">Subjects: Statistics &amp; Mathematics, Computer Science and Data Science, Time Series, Multivariate Analysis, Data Mining &amp; Knowledge Discovery, Data Visualization, Machine Learning, Deep Learning.</w:t>
+      </w:r>
+    </w:p>
+    <w:bookmarkEnd w:id="32"/>
+    <w:bookmarkStart w:id="33" w:name="post-graduate-studies-in-lean-management"/>
+    <w:p>
+      <w:pPr>
+        <w:pStyle w:val="Heading3"/>
+      </w:pPr>
+      <w:r>
+        <w:t xml:space="preserve">Post-Graduate Studies in Lean Management</w:t>
       </w:r>
     </w:p>
     <w:p>
@@ -928,20 +948,35 @@
           <w:bCs/>
           <w:b/>
         </w:rPr>
-        <w:t xml:space="preserve">Technologies &amp; Methodologies</w:t>
-      </w:r>
-      <w:r>
-        <w:t xml:space="preserve">: UML, Java, Linux, Windows, Derby DB, Bash and Windows Scripting.</w:t>
-      </w:r>
-    </w:p>
-    <w:bookmarkEnd w:id="29"/>
-    <w:bookmarkStart w:id="30" w:name="software-engineer-5"/>
+        <w:t xml:space="preserve">NOVA School of Science and Technology, NOVA University Lisbon</w:t>
+      </w:r>
+      <w:r>
+        <w:br/>
+      </w:r>
+      <w:r>
+        <w:rPr>
+          <w:bCs/>
+          <w:b/>
+        </w:rPr>
+        <w:t xml:space="preserve">Oct 2008 – Jul 2009</w:t>
+      </w:r>
+    </w:p>
+    <w:p>
+      <w:pPr>
+        <w:pStyle w:val="BodyText"/>
+      </w:pPr>
+      <w:r>
+        <w:t xml:space="preserve">Subjects: Lean Thinking, Value Stream Mapping, TPM, SMED, JIT Systems, Six-Sigma, Kaizen Events, Lean Supply Chain Management.</w:t>
+      </w:r>
+    </w:p>
+    <w:bookmarkEnd w:id="33"/>
+    <w:bookmarkStart w:id="34" w:name="industrial-engineering-university-degree"/>
     <w:p>
       <w:pPr>
         <w:pStyle w:val="Heading3"/>
       </w:pPr>
       <w:r>
-        <w:t xml:space="preserve">Software Engineer</w:t>
+        <w:t xml:space="preserve">Industrial Engineering University Degree</w:t>
       </w:r>
     </w:p>
     <w:p>
@@ -953,7 +988,7 @@
           <w:bCs/>
           <w:b/>
         </w:rPr>
-        <w:t xml:space="preserve">EID, S.A., Almada, Portugal</w:t>
+        <w:t xml:space="preserve">NOVA School of Science and Technology, NOVA University Lisbon</w:t>
       </w:r>
       <w:r>
         <w:br/>
@@ -963,19 +998,26 @@
           <w:bCs/>
           <w:b/>
         </w:rPr>
-        <w:t xml:space="preserve">Jan 2007 – Aug 2008</w:t>
-      </w:r>
-    </w:p>
-    <w:p>
-      <w:pPr>
-        <w:numPr>
-          <w:ilvl w:val="0"/>
-          <w:numId w:val="1012"/>
-        </w:numPr>
-        <w:pStyle w:val="Compact"/>
-      </w:pPr>
-      <w:r>
-        <w:t xml:space="preserve">Implemented a GUI Management Console for setting up Routing Tables in an Organization MMHS infrastructure</w:t>
+        <w:t xml:space="preserve">Sep 1996 – Dec 2004</w:t>
+      </w:r>
+    </w:p>
+    <w:p>
+      <w:pPr>
+        <w:pStyle w:val="BodyText"/>
+      </w:pPr>
+      <w:r>
+        <w:t xml:space="preserve">Subjects: Production Management, Industrial Logistics, Quality Engineering, Ergonomics, IT, Industrial Automation, Computer Aided Production and Manufacturing Technology.</w:t>
+      </w:r>
+    </w:p>
+    <w:bookmarkEnd w:id="34"/>
+    <w:bookmarkEnd w:id="35"/>
+    <w:bookmarkStart w:id="36" w:name="references"/>
+    <w:p>
+      <w:pPr>
+        <w:pStyle w:val="Heading2"/>
+      </w:pPr>
+      <w:r>
+        <w:t xml:space="preserve">References</w:t>
       </w:r>
     </w:p>
     <w:p>
@@ -983,366 +1025,14 @@
         <w:pStyle w:val="FirstParagraph"/>
       </w:pPr>
       <w:r>
-        <w:rPr>
-          <w:bCs/>
-          <w:b/>
-        </w:rPr>
-        <w:t xml:space="preserve">Technologies &amp; Methodologies</w:t>
-      </w:r>
-      <w:r>
-        <w:t xml:space="preserve">: Java, Swing API, UML, Design Patterns, RUP, Test Driven Development, automated unit tests (JUnit), pair programming, and integration test cases.</w:t>
-      </w:r>
-    </w:p>
-    <w:bookmarkEnd w:id="30"/>
-    <w:bookmarkStart w:id="31" w:name="software-consultant"/>
-    <w:p>
-      <w:pPr>
-        <w:pStyle w:val="Heading3"/>
-      </w:pPr>
-      <w:r>
-        <w:t xml:space="preserve">Software Consultant</w:t>
-      </w:r>
-    </w:p>
-    <w:p>
-      <w:pPr>
-        <w:pStyle w:val="FirstParagraph"/>
-      </w:pPr>
-      <w:r>
-        <w:rPr>
-          <w:bCs/>
-          <w:b/>
-        </w:rPr>
-        <w:t xml:space="preserve">AXA Insurances, Lisbon, Portugal</w:t>
-      </w:r>
-      <w:r>
-        <w:br/>
-      </w:r>
-      <w:r>
-        <w:rPr>
-          <w:bCs/>
-          <w:b/>
-        </w:rPr>
-        <w:t xml:space="preserve">Jan 2006 – Jan 2007</w:t>
-      </w:r>
-    </w:p>
-    <w:p>
-      <w:pPr>
-        <w:numPr>
-          <w:ilvl w:val="0"/>
-          <w:numId w:val="1013"/>
-        </w:numPr>
-        <w:pStyle w:val="Compact"/>
-      </w:pPr>
-      <w:r>
-        <w:t xml:space="preserve">Developed call-centre script-guide software</w:t>
-      </w:r>
-    </w:p>
-    <w:p>
-      <w:pPr>
-        <w:numPr>
-          <w:ilvl w:val="0"/>
-          <w:numId w:val="1013"/>
-        </w:numPr>
-        <w:pStyle w:val="Compact"/>
-      </w:pPr>
-      <w:r>
-        <w:t xml:space="preserve">Performed maintenance on organizational process solutions for desktop/rich-client and web applications</w:t>
-      </w:r>
-    </w:p>
-    <w:p>
-      <w:pPr>
-        <w:pStyle w:val="FirstParagraph"/>
-      </w:pPr>
-      <w:r>
-        <w:rPr>
-          <w:bCs/>
-          <w:b/>
-        </w:rPr>
-        <w:t xml:space="preserve">Technologies &amp; Methodologies</w:t>
-      </w:r>
-      <w:r>
-        <w:t xml:space="preserve">: VB6, COM, C#, SQL, UML, XML, MS Exchange CDO &amp; MAPI, ADO &amp; ADO.Net, Log4Net, NUnit, NAnt, Office Automation Objects, Oracle 9i, MS Access, MS SQL Server, Design Patterns, Test Driven Development.</w:t>
-      </w:r>
-    </w:p>
-    <w:bookmarkEnd w:id="31"/>
-    <w:bookmarkStart w:id="32" w:name="consulting-engineer"/>
-    <w:p>
-      <w:pPr>
-        <w:pStyle w:val="Heading3"/>
-      </w:pPr>
-      <w:r>
-        <w:t xml:space="preserve">Consulting Engineer</w:t>
-      </w:r>
-    </w:p>
-    <w:p>
-      <w:pPr>
-        <w:pStyle w:val="FirstParagraph"/>
-      </w:pPr>
-      <w:r>
-        <w:rPr>
-          <w:bCs/>
-          <w:b/>
-        </w:rPr>
-        <w:t xml:space="preserve">Care4IT, Lisbon, Portugal</w:t>
-      </w:r>
-      <w:r>
-        <w:br/>
-      </w:r>
-      <w:r>
-        <w:rPr>
-          <w:bCs/>
-          <w:b/>
-        </w:rPr>
-        <w:t xml:space="preserve">Oct 2004 – Jan 2006</w:t>
-      </w:r>
-    </w:p>
-    <w:p>
-      <w:pPr>
-        <w:numPr>
-          <w:ilvl w:val="0"/>
-          <w:numId w:val="1014"/>
-        </w:numPr>
-        <w:pStyle w:val="Compact"/>
-      </w:pPr>
-      <w:r>
-        <w:t xml:space="preserve">Analyzed, designed, and implemented a health care management solution for a specific pathology care process</w:t>
-      </w:r>
-    </w:p>
-    <w:p>
-      <w:pPr>
-        <w:numPr>
-          <w:ilvl w:val="0"/>
-          <w:numId w:val="1014"/>
-        </w:numPr>
-        <w:pStyle w:val="Compact"/>
-      </w:pPr>
-      <w:r>
-        <w:t xml:space="preserve">Analyzed, designed, and implemented a custom software solution for pathology care process monitoring and clinical guideline adherence</w:t>
-      </w:r>
-    </w:p>
-    <w:p>
-      <w:pPr>
-        <w:numPr>
-          <w:ilvl w:val="0"/>
-          <w:numId w:val="1014"/>
-        </w:numPr>
-        <w:pStyle w:val="Compact"/>
-      </w:pPr>
-      <w:r>
-        <w:t xml:space="preserve">Conducted consulting analysis for an integrated stock management solution in healthcare; assessed technologies and suppliers; mapped processes and performed workflow analysis</w:t>
-      </w:r>
-    </w:p>
-    <w:p>
-      <w:pPr>
-        <w:pStyle w:val="FirstParagraph"/>
-      </w:pPr>
-      <w:r>
-        <w:rPr>
-          <w:bCs/>
-          <w:b/>
-        </w:rPr>
-        <w:t xml:space="preserve">Technologies &amp; Methodologies</w:t>
-      </w:r>
-      <w:r>
-        <w:t xml:space="preserve">: UML, Java, Swing API, MS SQL Server, Design Patterns, Test Driven Development, automated unit testing (JUnit); UML, VB6, MS Access.</w:t>
-      </w:r>
-    </w:p>
-    <w:bookmarkEnd w:id="32"/>
-    <w:bookmarkStart w:id="33" w:name="quality-engineer-internship"/>
-    <w:p>
-      <w:pPr>
-        <w:pStyle w:val="Heading3"/>
-      </w:pPr>
-      <w:r>
-        <w:t xml:space="preserve">Quality Engineer Internship</w:t>
-      </w:r>
-    </w:p>
-    <w:p>
-      <w:pPr>
-        <w:pStyle w:val="FirstParagraph"/>
-      </w:pPr>
-      <w:r>
-        <w:rPr>
-          <w:bCs/>
-          <w:b/>
-        </w:rPr>
-        <w:t xml:space="preserve">Sival, Leiria, Portugal</w:t>
-      </w:r>
-      <w:r>
-        <w:br/>
-      </w:r>
-      <w:r>
-        <w:rPr>
-          <w:bCs/>
-          <w:b/>
-        </w:rPr>
-        <w:t xml:space="preserve">Apr 2004 – Oct 2004</w:t>
-      </w:r>
-    </w:p>
-    <w:p>
-      <w:pPr>
-        <w:numPr>
-          <w:ilvl w:val="0"/>
-          <w:numId w:val="1015"/>
-        </w:numPr>
-        <w:pStyle w:val="Compact"/>
-      </w:pPr>
-      <w:r>
-        <w:t xml:space="preserve">Implemented Statistical Process Control on PVC tubes in a short-run production process, applying 4 types of control charts including multivariate analysis (final year project)</w:t>
-      </w:r>
-    </w:p>
-    <w:bookmarkEnd w:id="33"/>
-    <w:bookmarkEnd w:id="34"/>
-    <w:bookmarkStart w:id="38" w:name="educational-qualifications"/>
-    <w:p>
-      <w:pPr>
-        <w:pStyle w:val="Heading2"/>
-      </w:pPr>
-      <w:r>
-        <w:t xml:space="preserve">Educational Qualifications</w:t>
-      </w:r>
-    </w:p>
-    <w:bookmarkStart w:id="35" w:name="Xde301ecfa47d723287a1102a6124196d1d6424e"/>
-    <w:p>
-      <w:pPr>
-        <w:pStyle w:val="Heading3"/>
-      </w:pPr>
-      <w:r>
-        <w:t xml:space="preserve">Higher Diploma in Data Science and Analytics</w:t>
-      </w:r>
-    </w:p>
-    <w:p>
-      <w:pPr>
-        <w:pStyle w:val="FirstParagraph"/>
-      </w:pPr>
-      <w:r>
-        <w:rPr>
-          <w:bCs/>
-          <w:b/>
-        </w:rPr>
-        <w:t xml:space="preserve">Cork Institute of Technology (Munster Technological University)</w:t>
-      </w:r>
-      <w:r>
-        <w:t xml:space="preserve"> </w:t>
-      </w:r>
-      <w:r>
-        <w:rPr>
-          <w:bCs/>
-          <w:b/>
-        </w:rPr>
-        <w:t xml:space="preserve">Feb 2017 – Dec 2018</w:t>
-      </w:r>
-    </w:p>
-    <w:p>
-      <w:pPr>
-        <w:pStyle w:val="BodyText"/>
-      </w:pPr>
-      <w:r>
-        <w:t xml:space="preserve">Subjects: Statistics &amp; Mathematics, Computer Science and Data Science, Time Series, Multivariate Analysis, Data Mining &amp; Knowledge Discovery, Data Visualization, Machine Learning, Deep Learning.</w:t>
-      </w:r>
-    </w:p>
-    <w:bookmarkEnd w:id="35"/>
-    <w:bookmarkStart w:id="36" w:name="post-graduate-studies-in-lean-management"/>
-    <w:p>
-      <w:pPr>
-        <w:pStyle w:val="Heading3"/>
-      </w:pPr>
-      <w:r>
-        <w:t xml:space="preserve">Post-Graduate Studies in Lean Management</w:t>
-      </w:r>
-    </w:p>
-    <w:p>
-      <w:pPr>
-        <w:pStyle w:val="FirstParagraph"/>
-      </w:pPr>
-      <w:r>
-        <w:rPr>
-          <w:bCs/>
-          <w:b/>
-        </w:rPr>
-        <w:t xml:space="preserve">NOVA School of Science and Technology, NOVA University Lisbon</w:t>
-      </w:r>
-      <w:r>
-        <w:br/>
-      </w:r>
-      <w:r>
-        <w:rPr>
-          <w:bCs/>
-          <w:b/>
-        </w:rPr>
-        <w:t xml:space="preserve">Oct 2008 – Jul 2009</w:t>
-      </w:r>
-    </w:p>
-    <w:p>
-      <w:pPr>
-        <w:pStyle w:val="BodyText"/>
-      </w:pPr>
-      <w:r>
-        <w:t xml:space="preserve">Subjects: Lean Thinking, Value Stream Mapping, TPM, SMED, JIT Systems, Six-Sigma, Kaizen Events, Lean Supply Chain Management.</w:t>
+        <w:t xml:space="preserve">Excellent references available on request.</w:t>
       </w:r>
     </w:p>
     <w:bookmarkEnd w:id="36"/>
-    <w:bookmarkStart w:id="37" w:name="industrial-engineering-university-degree"/>
-    <w:p>
-      <w:pPr>
-        <w:pStyle w:val="Heading3"/>
-      </w:pPr>
-      <w:r>
-        <w:t xml:space="preserve">Industrial Engineering University Degree</w:t>
-      </w:r>
-    </w:p>
-    <w:p>
-      <w:pPr>
-        <w:pStyle w:val="FirstParagraph"/>
-      </w:pPr>
-      <w:r>
-        <w:rPr>
-          <w:bCs/>
-          <w:b/>
-        </w:rPr>
-        <w:t xml:space="preserve">NOVA School of Science and Technology, NOVA University Lisbon</w:t>
-      </w:r>
-      <w:r>
-        <w:br/>
-      </w:r>
-      <w:r>
-        <w:rPr>
-          <w:bCs/>
-          <w:b/>
-        </w:rPr>
-        <w:t xml:space="preserve">Sep 1996 – Dec 2004</w:t>
-      </w:r>
-    </w:p>
-    <w:p>
-      <w:pPr>
-        <w:pStyle w:val="BodyText"/>
-      </w:pPr>
-      <w:r>
-        <w:t xml:space="preserve">Subjects: Production Management, Industrial Logistics, Quality Engineering, Ergonomics, IT, Industrial Automation, Computer Aided Production and Manufacturing Technology.</w:t>
-      </w:r>
-    </w:p>
     <w:bookmarkEnd w:id="37"/>
-    <w:bookmarkEnd w:id="38"/>
-    <w:bookmarkStart w:id="39" w:name="references"/>
-    <w:p>
-      <w:pPr>
-        <w:pStyle w:val="Heading2"/>
-      </w:pPr>
-      <w:r>
-        <w:t xml:space="preserve">References</w:t>
-      </w:r>
-    </w:p>
-    <w:p>
-      <w:pPr>
-        <w:pStyle w:val="FirstParagraph"/>
-      </w:pPr>
-      <w:r>
-        <w:t xml:space="preserve">Excellent references available on request.</w:t>
-      </w:r>
-    </w:p>
-    <w:bookmarkEnd w:id="39"/>
-    <w:bookmarkEnd w:id="40"/>
-    <w:sectPr/>
+    <w:sectPr>
+      <w:pgMar w:bottom="1080" w:left="1080" w:right="1080" w:top="1080"/>
+    </w:sectPr>
   </w:body>
 </w:document>
 </file>
@@ -1557,21 +1247,6 @@
   <w:num w:numId="1010">
     <w:abstractNumId w:val="991"/>
   </w:num>
-  <w:num w:numId="1011">
-    <w:abstractNumId w:val="991"/>
-  </w:num>
-  <w:num w:numId="1012">
-    <w:abstractNumId w:val="991"/>
-  </w:num>
-  <w:num w:numId="1013">
-    <w:abstractNumId w:val="991"/>
-  </w:num>
-  <w:num w:numId="1014">
-    <w:abstractNumId w:val="991"/>
-  </w:num>
-  <w:num w:numId="1015">
-    <w:abstractNumId w:val="991"/>
-  </w:num>
 </w:numbering>
 </file>
 
@@ -1596,6 +1271,9 @@
   <w:style w:default="1" w:styleId="Normal" w:type="paragraph">
     <w:name w:val="Normal"/>
     <w:qFormat/>
+    <w:rPr>
+      <w:sz w:val="20"/>
+    </w:rPr>
   </w:style>
   <w:style w:styleId="BodyText" w:type="paragraph">
     <w:name w:val="Body Text"/>

--- a/cv-jtv.docx
+++ b/cv-jtv.docx
@@ -1025,7 +1025,7 @@
         <w:pStyle w:val="FirstParagraph"/>
       </w:pPr>
       <w:r>
-        <w:t xml:space="preserve">Excellent references available on request.</w:t>
+        <w:t xml:space="preserve">References available on request.</w:t>
       </w:r>
     </w:p>
     <w:bookmarkEnd w:id="36"/>
